--- a/report.docx
+++ b/report.docx
@@ -1463,15 +1463,7 @@
         <w:t>In summary, multiple methods prevailed in literature, these included U-Net, U-Net++,</w:t>
       </w:r>
       <w:r>
-        <w:t xml:space="preserve"> DeepLabV3, DeepLabV3+, </w:t>
-      </w:r>
-      <w:proofErr w:type="spellStart"/>
-      <w:r>
-        <w:t>SegFormer</w:t>
-      </w:r>
-      <w:proofErr w:type="spellEnd"/>
-      <w:r>
-        <w:t>. In which all we tried eventually.</w:t>
+        <w:t xml:space="preserve"> DeepLabV3, DeepLabV3+, SegFormer. In which all we tried eventually.</w:t>
       </w:r>
     </w:p>
     <w:p>
@@ -2689,11 +2681,9 @@
         </w:rPr>
         <w:t xml:space="preserve"> </w:t>
       </w:r>
-      <w:proofErr w:type="spellStart"/>
       <w:r>
         <w:t>milabeled</w:t>
       </w:r>
-      <w:proofErr w:type="spellEnd"/>
       <w:r>
         <w:rPr>
           <w:spacing w:val="-1"/>
@@ -2885,13 +2875,8 @@
         <w:t>e</w:t>
       </w:r>
       <w:r>
-        <w:t xml:space="preserve">led </w:t>
-      </w:r>
-      <w:proofErr w:type="gramStart"/>
-      <w:r>
-        <w:t>data,</w:t>
-      </w:r>
-      <w:proofErr w:type="gramEnd"/>
+        <w:t>led data,</w:t>
+      </w:r>
       <w:r>
         <w:rPr>
           <w:spacing w:val="2"/>
@@ -2991,15 +2976,7 @@
         <w:jc w:val="both"/>
       </w:pPr>
       <w:r>
-        <w:t xml:space="preserve">Much of our preprocessing effort went into adapting the dataset to our </w:t>
-      </w:r>
-      <w:proofErr w:type="spellStart"/>
-      <w:r>
-        <w:t>PyTorch</w:t>
-      </w:r>
-      <w:proofErr w:type="spellEnd"/>
-      <w:r>
-        <w:t xml:space="preserve"> pipeline. On top of the required formatting steps,</w:t>
+        <w:t>Much of our preprocessing effort went into adapting the dataset to our PyTorch pipeline. On top of the required formatting steps,</w:t>
       </w:r>
       <w:r>
         <w:rPr>
@@ -3243,15 +3220,7 @@
         <w:t xml:space="preserve">, </w:t>
       </w:r>
       <w:r>
-        <w:t xml:space="preserve">and achieved an average validation Dice score of 0.80. Building on that, we evaluated several more advanced segmentation backbones: U-Net++, DeepLabV3, </w:t>
-      </w:r>
-      <w:proofErr w:type="spellStart"/>
-      <w:r>
-        <w:t>SegFormer</w:t>
-      </w:r>
-      <w:proofErr w:type="spellEnd"/>
-      <w:r>
-        <w:t>, and DeepLabV3+. Their mean validation Dice scores are summarized below.</w:t>
+        <w:t>and achieved an average validation Dice score of 0.80. Building on that, we evaluated several more advanced segmentation backbones: U-Net++, DeepLabV3, SegFormer, and DeepLabV3+. Their mean validation Dice scores are summarized below.</w:t>
       </w:r>
     </w:p>
     <w:p>
@@ -3523,7 +3492,6 @@
                 <w:sz w:val="20"/>
               </w:rPr>
             </w:pPr>
-            <w:proofErr w:type="spellStart"/>
             <w:r>
               <w:rPr>
                 <w:spacing w:val="-2"/>
@@ -3531,7 +3499,6 @@
               </w:rPr>
               <w:t>SegFormer</w:t>
             </w:r>
-            <w:proofErr w:type="spellEnd"/>
           </w:p>
         </w:tc>
         <w:tc>
@@ -3869,11 +3836,9 @@
         </w:rPr>
         <w:t xml:space="preserve"> </w:t>
       </w:r>
-      <w:proofErr w:type="spellStart"/>
       <w:r>
         <w:t>atrous</w:t>
       </w:r>
-      <w:proofErr w:type="spellEnd"/>
       <w:r>
         <w:rPr>
           <w:spacing w:val="-13"/>
@@ -3961,11 +3926,9 @@
         </w:rPr>
         <w:t xml:space="preserve"> </w:t>
       </w:r>
-      <w:proofErr w:type="spellStart"/>
       <w:r>
         <w:t>Atrous</w:t>
       </w:r>
-      <w:proofErr w:type="spellEnd"/>
       <w:r>
         <w:rPr>
           <w:spacing w:val="-6"/>
@@ -4099,15 +4062,7 @@
         <w:t xml:space="preserve"> </w:t>
       </w:r>
       <w:r>
-        <w:t xml:space="preserve">multi‐scale context. The decoder then </w:t>
-      </w:r>
-      <w:proofErr w:type="spellStart"/>
-      <w:r>
-        <w:t>upsamples</w:t>
-      </w:r>
-      <w:proofErr w:type="spellEnd"/>
-      <w:r>
-        <w:t xml:space="preserve"> the ASPP output and fuses it with earlier high-resolution features via skip connections, refining object boundaries before the final 1×1 convolution produces per-pixel class scores.</w:t>
+        <w:t>multi‐scale context. The decoder then upsamples the ASPP output and fuses it with earlier high-resolution features via skip connections, refining object boundaries before the final 1×1 convolution produces per-pixel class scores.</w:t>
       </w:r>
     </w:p>
     <w:p>
@@ -5681,24 +5636,8 @@
           <w:spacing w:val="-2"/>
           <w:sz w:val="20"/>
         </w:rPr>
-        <w:t>Number of operations:</w:t>
-      </w:r>
-      <w:r>
-        <w:rPr>
-          <w:spacing w:val="-2"/>
-          <w:sz w:val="20"/>
-        </w:rPr>
-        <w:t xml:space="preserve"> 73.694446 </w:t>
-      </w:r>
-      <w:proofErr w:type="spellStart"/>
-      <w:r>
-        <w:rPr>
-          <w:spacing w:val="-2"/>
-          <w:sz w:val="20"/>
-        </w:rPr>
-        <w:t>GOps</w:t>
-      </w:r>
-      <w:proofErr w:type="spellEnd"/>
+        <w:t>Number of operations: 73.694446 GOps</w:t>
+      </w:r>
     </w:p>
     <w:p>
       <w:pPr>
@@ -5750,7 +5689,6 @@
         </w:rPr>
         <w:tab/>
       </w:r>
-      <w:proofErr w:type="spellStart"/>
       <w:r>
         <w:rPr>
           <w:smallCaps/>
@@ -5759,7 +5697,6 @@
         </w:rPr>
         <w:t>Refrences</w:t>
       </w:r>
-      <w:proofErr w:type="spellEnd"/>
     </w:p>
     <w:p>
       <w:pPr>
@@ -5859,23 +5796,7 @@
           <w:i/>
           <w:sz w:val="20"/>
         </w:rPr>
-        <w:t xml:space="preserve">Encoder–Decoder with </w:t>
-      </w:r>
-      <w:proofErr w:type="spellStart"/>
-      <w:r>
-        <w:rPr>
-          <w:i/>
-          <w:sz w:val="20"/>
-        </w:rPr>
-        <w:t>Atrous</w:t>
-      </w:r>
-      <w:proofErr w:type="spellEnd"/>
-      <w:r>
-        <w:rPr>
-          <w:i/>
-          <w:sz w:val="20"/>
-        </w:rPr>
-        <w:t xml:space="preserve"> Separable Convolution for Semantic Image Segmentation</w:t>
+        <w:t>Encoder–Decoder with Atrous Separable Convolution for Semantic Image Segmentation</w:t>
       </w:r>
       <w:r>
         <w:rPr>
@@ -5914,49 +5835,18 @@
         <w:ind w:left="42" w:right="41"/>
         <w:jc w:val="both"/>
       </w:pPr>
-      <w:proofErr w:type="spellStart"/>
-      <w:r>
-        <w:rPr>
-          <w:sz w:val="20"/>
-        </w:rPr>
-        <w:t>Loddo</w:t>
-      </w:r>
-      <w:proofErr w:type="spellEnd"/>
-      <w:r>
-        <w:rPr>
-          <w:sz w:val="20"/>
-        </w:rPr>
-        <w:t xml:space="preserve">, F., Piga, D., Michelucci, U., &amp; El </w:t>
-      </w:r>
-      <w:proofErr w:type="spellStart"/>
-      <w:r>
-        <w:rPr>
-          <w:sz w:val="20"/>
-        </w:rPr>
-        <w:t>Ghazouali</w:t>
-      </w:r>
-      <w:proofErr w:type="spellEnd"/>
-      <w:r>
-        <w:rPr>
-          <w:sz w:val="20"/>
-        </w:rPr>
-        <w:t xml:space="preserve">, S. (2024). </w:t>
-      </w:r>
-      <w:proofErr w:type="spellStart"/>
+      <w:r>
+        <w:rPr>
+          <w:sz w:val="20"/>
+        </w:rPr>
+        <w:t xml:space="preserve">Loddo, F., Piga, D., Michelucci, U., &amp; El Ghazouali, S. (2024). </w:t>
+      </w:r>
       <w:r>
         <w:rPr>
           <w:i/>
           <w:sz w:val="20"/>
         </w:rPr>
-        <w:t>BenchCloudVision</w:t>
-      </w:r>
-      <w:proofErr w:type="spellEnd"/>
-      <w:r>
-        <w:rPr>
-          <w:i/>
-          <w:sz w:val="20"/>
-        </w:rPr>
-        <w:t>: A</w:t>
+        <w:t>BenchCloudVision: A</w:t>
       </w:r>
       <w:r>
         <w:rPr>
@@ -5977,21 +5867,7 @@
         <w:rPr>
           <w:sz w:val="20"/>
         </w:rPr>
-        <w:t xml:space="preserve">. </w:t>
-      </w:r>
-      <w:proofErr w:type="spellStart"/>
-      <w:r>
-        <w:rPr>
-          <w:sz w:val="20"/>
-        </w:rPr>
-        <w:t>arXiv</w:t>
-      </w:r>
-      <w:proofErr w:type="spellEnd"/>
-      <w:r>
-        <w:rPr>
-          <w:sz w:val="20"/>
-        </w:rPr>
-        <w:t xml:space="preserve"> preprint arXiv:2402.13918. </w:t>
+        <w:t xml:space="preserve">. arXiv preprint arXiv:2402.13918. </w:t>
       </w:r>
       <w:hyperlink r:id="rId41">
         <w:r>
@@ -6043,14 +5919,14 @@
         <w:tblLook w:val="04A0" w:firstRow="1" w:lastRow="0" w:firstColumn="1" w:lastColumn="0" w:noHBand="0" w:noVBand="1"/>
       </w:tblPr>
       <w:tblGrid>
-        <w:gridCol w:w="3404"/>
-        <w:gridCol w:w="3395"/>
-        <w:gridCol w:w="3401"/>
+        <w:gridCol w:w="1975"/>
+        <w:gridCol w:w="2970"/>
+        <w:gridCol w:w="5255"/>
       </w:tblGrid>
       <w:tr>
         <w:tc>
           <w:tcPr>
-            <w:tcW w:w="3475" w:type="dxa"/>
+            <w:tcW w:w="1975" w:type="dxa"/>
           </w:tcPr>
           <w:p>
             <w:pPr>
@@ -6071,7 +5947,7 @@
         </w:tc>
         <w:tc>
           <w:tcPr>
-            <w:tcW w:w="3475" w:type="dxa"/>
+            <w:tcW w:w="2970" w:type="dxa"/>
           </w:tcPr>
           <w:p>
             <w:pPr>
@@ -6092,7 +5968,7 @@
         </w:tc>
         <w:tc>
           <w:tcPr>
-            <w:tcW w:w="3476" w:type="dxa"/>
+            <w:tcW w:w="5255" w:type="dxa"/>
           </w:tcPr>
           <w:p>
             <w:pPr>
@@ -6108,6 +5984,12 @@
                 <w:sz w:val="20"/>
               </w:rPr>
               <w:t>Literature Review – Evaluation</w:t>
+            </w:r>
+            <w:r>
+              <w:rPr>
+                <w:sz w:val="20"/>
+              </w:rPr>
+              <w:t xml:space="preserve"> – Classical Model</w:t>
             </w:r>
           </w:p>
         </w:tc>
@@ -6115,7 +5997,7 @@
       <w:tr>
         <w:tc>
           <w:tcPr>
-            <w:tcW w:w="3475" w:type="dxa"/>
+            <w:tcW w:w="1975" w:type="dxa"/>
           </w:tcPr>
           <w:p>
             <w:pPr>
@@ -6136,7 +6018,7 @@
         </w:tc>
         <w:tc>
           <w:tcPr>
-            <w:tcW w:w="3475" w:type="dxa"/>
+            <w:tcW w:w="2970" w:type="dxa"/>
           </w:tcPr>
           <w:p>
             <w:pPr>
@@ -6157,7 +6039,7 @@
         </w:tc>
         <w:tc>
           <w:tcPr>
-            <w:tcW w:w="3476" w:type="dxa"/>
+            <w:tcW w:w="5255" w:type="dxa"/>
           </w:tcPr>
           <w:p>
             <w:pPr>
@@ -6173,6 +6055,12 @@
                 <w:sz w:val="20"/>
               </w:rPr>
               <w:t>EDA - Evaluation</w:t>
+            </w:r>
+            <w:r>
+              <w:rPr>
+                <w:sz w:val="20"/>
+              </w:rPr>
+              <w:t xml:space="preserve"> – Classical Model</w:t>
             </w:r>
           </w:p>
         </w:tc>
@@ -6180,7 +6068,7 @@
       <w:tr>
         <w:tc>
           <w:tcPr>
-            <w:tcW w:w="3475" w:type="dxa"/>
+            <w:tcW w:w="1975" w:type="dxa"/>
           </w:tcPr>
           <w:p>
             <w:pPr>
@@ -6201,7 +6089,7 @@
         </w:tc>
         <w:tc>
           <w:tcPr>
-            <w:tcW w:w="3475" w:type="dxa"/>
+            <w:tcW w:w="2970" w:type="dxa"/>
           </w:tcPr>
           <w:p>
             <w:pPr>
@@ -6222,7 +6110,7 @@
         </w:tc>
         <w:tc>
           <w:tcPr>
-            <w:tcW w:w="3476" w:type="dxa"/>
+            <w:tcW w:w="5255" w:type="dxa"/>
           </w:tcPr>
           <w:p>
             <w:pPr>
@@ -6245,7 +6133,7 @@
       <w:tr>
         <w:tc>
           <w:tcPr>
-            <w:tcW w:w="3475" w:type="dxa"/>
+            <w:tcW w:w="1975" w:type="dxa"/>
           </w:tcPr>
           <w:p>
             <w:pPr>
@@ -6266,7 +6154,7 @@
         </w:tc>
         <w:tc>
           <w:tcPr>
-            <w:tcW w:w="3475" w:type="dxa"/>
+            <w:tcW w:w="2970" w:type="dxa"/>
           </w:tcPr>
           <w:p>
             <w:pPr>
@@ -6287,7 +6175,7 @@
         </w:tc>
         <w:tc>
           <w:tcPr>
-            <w:tcW w:w="3476" w:type="dxa"/>
+            <w:tcW w:w="5255" w:type="dxa"/>
           </w:tcPr>
           <w:p>
             <w:pPr>
